--- a/docs/answers/as-chainrule.docx
+++ b/docs/answers/as-chainrule.docx
@@ -52,7 +52,7 @@
         </w:rPr>
         <w:t xml:space="preserve"> </w:t>
       </w:r>
-      <w:hyperlink r:id="rId20">
+      <w:hyperlink r:id="rId9">
         <w:r>
           <w:rPr>
             <w:rStyle w:val="Hyperlink"/>
@@ -156,31 +156,33 @@
               </m:rPr>
               <m:t>cos</m:t>
             </m:r>
-            <m:d>
-              <m:dPr>
-                <m:begChr m:val="("/>
-                <m:sepChr m:val=""/>
-                <m:endChr m:val=")"/>
-                <m:grow/>
-              </m:dPr>
-              <m:e>
-                <m:r>
-                  <m:t>5</m:t>
-                </m:r>
-                <m:r>
-                  <m:rPr>
-                    <m:sty m:val="p"/>
-                  </m:rPr>
-                  <m:t>+</m:t>
-                </m:r>
-                <m:r>
-                  <m:t>4</m:t>
-                </m:r>
-                <m:r>
-                  <m:t>x</m:t>
-                </m:r>
-              </m:e>
-            </m:d>
+            <m:r>
+              <m:rPr>
+                <m:sty m:val="p"/>
+              </m:rPr>
+              <m:t>(</m:t>
+            </m:r>
+            <m:r>
+              <m:t>5</m:t>
+            </m:r>
+            <m:r>
+              <m:rPr>
+                <m:sty m:val="p"/>
+              </m:rPr>
+              <m:t>+</m:t>
+            </m:r>
+            <m:r>
+              <m:t>4</m:t>
+            </m:r>
+            <m:r>
+              <m:t>x</m:t>
+            </m:r>
+            <m:r>
+              <m:rPr>
+                <m:sty m:val="p"/>
+              </m:rPr>
+              <m:t>)</m:t>
+            </m:r>
           </m:e>
         </m:d>
         <m:r>
@@ -216,31 +218,33 @@
           </m:rPr>
           <m:t>sin</m:t>
         </m:r>
-        <m:d>
-          <m:dPr>
-            <m:begChr m:val="("/>
-            <m:sepChr m:val=""/>
-            <m:endChr m:val=")"/>
-            <m:grow/>
-          </m:dPr>
-          <m:e>
-            <m:r>
-              <m:t>5</m:t>
-            </m:r>
-            <m:r>
-              <m:rPr>
-                <m:sty m:val="p"/>
-              </m:rPr>
-              <m:t>+</m:t>
-            </m:r>
-            <m:r>
-              <m:t>4</m:t>
-            </m:r>
-            <m:r>
-              <m:t>x</m:t>
-            </m:r>
-          </m:e>
-        </m:d>
+        <m:r>
+          <m:rPr>
+            <m:sty m:val="p"/>
+          </m:rPr>
+          <m:t>(</m:t>
+        </m:r>
+        <m:r>
+          <m:t>5</m:t>
+        </m:r>
+        <m:r>
+          <m:rPr>
+            <m:sty m:val="p"/>
+          </m:rPr>
+          <m:t>+</m:t>
+        </m:r>
+        <m:r>
+          <m:t>4</m:t>
+        </m:r>
+        <m:r>
+          <m:t>x</m:t>
+        </m:r>
+        <m:r>
+          <m:rPr>
+            <m:sty m:val="p"/>
+          </m:rPr>
+          <m:t>)</m:t>
+        </m:r>
         <m:r>
           <m:rPr>
             <m:sty m:val="p"/>
@@ -311,28 +315,30 @@
               </m:rPr>
               <m:t>cos</m:t>
             </m:r>
-            <m:d>
-              <m:dPr>
-                <m:begChr m:val="("/>
-                <m:sepChr m:val=""/>
-                <m:endChr m:val=")"/>
-                <m:grow/>
-              </m:dPr>
+            <m:r>
+              <m:rPr>
+                <m:sty m:val="p"/>
+              </m:rPr>
+              <m:t>(</m:t>
+            </m:r>
+            <m:sSup>
               <m:e>
-                <m:sSup>
-                  <m:e>
-                    <m:r>
-                      <m:t>x</m:t>
-                    </m:r>
-                  </m:e>
-                  <m:sup>
-                    <m:r>
-                      <m:t>2</m:t>
-                    </m:r>
-                  </m:sup>
-                </m:sSup>
+                <m:r>
+                  <m:t>x</m:t>
+                </m:r>
               </m:e>
-            </m:d>
+              <m:sup>
+                <m:r>
+                  <m:t>2</m:t>
+                </m:r>
+              </m:sup>
+            </m:sSup>
+            <m:r>
+              <m:rPr>
+                <m:sty m:val="p"/>
+              </m:rPr>
+              <m:t>)</m:t>
+            </m:r>
           </m:e>
         </m:d>
         <m:r>
@@ -359,28 +365,30 @@
           </m:rPr>
           <m:t>sin</m:t>
         </m:r>
-        <m:d>
-          <m:dPr>
-            <m:begChr m:val="("/>
-            <m:sepChr m:val=""/>
-            <m:endChr m:val=")"/>
-            <m:grow/>
-          </m:dPr>
+        <m:r>
+          <m:rPr>
+            <m:sty m:val="p"/>
+          </m:rPr>
+          <m:t>(</m:t>
+        </m:r>
+        <m:sSup>
           <m:e>
-            <m:sSup>
-              <m:e>
-                <m:r>
-                  <m:t>x</m:t>
-                </m:r>
-              </m:e>
-              <m:sup>
-                <m:r>
-                  <m:t>2</m:t>
-                </m:r>
-              </m:sup>
-            </m:sSup>
+            <m:r>
+              <m:t>x</m:t>
+            </m:r>
           </m:e>
-        </m:d>
+          <m:sup>
+            <m:r>
+              <m:t>2</m:t>
+            </m:r>
+          </m:sup>
+        </m:sSup>
+        <m:r>
+          <m:rPr>
+            <m:sty m:val="p"/>
+          </m:rPr>
+          <m:t>)</m:t>
+        </m:r>
         <m:r>
           <m:rPr>
             <m:sty m:val="p"/>
@@ -574,40 +582,44 @@
             <m:r>
               <m:t>2</m:t>
             </m:r>
+            <m:r>
+              <m:rPr>
+                <m:sty m:val="p"/>
+              </m:rPr>
+              <m:t>(</m:t>
+            </m:r>
+            <m:r>
+              <m:rPr>
+                <m:sty m:val="p"/>
+              </m:rPr>
+              <m:t>sin</m:t>
+            </m:r>
+            <m:r>
+              <m:rPr>
+                <m:sty m:val="p"/>
+              </m:rPr>
+              <m:t>(</m:t>
+            </m:r>
+            <m:r>
+              <m:t>2</m:t>
+            </m:r>
+            <m:r>
+              <m:t>x</m:t>
+            </m:r>
+            <m:r>
+              <m:rPr>
+                <m:sty m:val="p"/>
+              </m:rPr>
+              <m:t>)</m:t>
+            </m:r>
             <m:sSup>
               <m:e>
-                <m:d>
-                  <m:dPr>
-                    <m:begChr m:val="("/>
-                    <m:sepChr m:val=""/>
-                    <m:endChr m:val=")"/>
-                    <m:grow/>
-                  </m:dPr>
-                  <m:e>
-                    <m:r>
-                      <m:rPr>
-                        <m:sty m:val="p"/>
-                      </m:rPr>
-                      <m:t>sin</m:t>
-                    </m:r>
-                    <m:d>
-                      <m:dPr>
-                        <m:begChr m:val="("/>
-                        <m:sepChr m:val=""/>
-                        <m:endChr m:val=")"/>
-                        <m:grow/>
-                      </m:dPr>
-                      <m:e>
-                        <m:r>
-                          <m:t>2</m:t>
-                        </m:r>
-                        <m:r>
-                          <m:t>x</m:t>
-                        </m:r>
-                      </m:e>
-                    </m:d>
-                  </m:e>
-                </m:d>
+                <m:r>
+                  <m:rPr>
+                    <m:sty m:val="p"/>
+                  </m:rPr>
+                  <m:t>)</m:t>
+                </m:r>
               </m:e>
               <m:sup>
                 <m:r>
@@ -632,44 +644,48 @@
           </m:rPr>
           <m:t>sin</m:t>
         </m:r>
-        <m:d>
-          <m:dPr>
-            <m:begChr m:val="("/>
-            <m:sepChr m:val=""/>
-            <m:endChr m:val=")"/>
-            <m:grow/>
-          </m:dPr>
-          <m:e>
-            <m:r>
-              <m:t>2</m:t>
-            </m:r>
-            <m:r>
-              <m:t>x</m:t>
-            </m:r>
-          </m:e>
-        </m:d>
+        <m:r>
+          <m:rPr>
+            <m:sty m:val="p"/>
+          </m:rPr>
+          <m:t>(</m:t>
+        </m:r>
+        <m:r>
+          <m:t>2</m:t>
+        </m:r>
+        <m:r>
+          <m:t>x</m:t>
+        </m:r>
+        <m:r>
+          <m:rPr>
+            <m:sty m:val="p"/>
+          </m:rPr>
+          <m:t>)</m:t>
+        </m:r>
         <m:r>
           <m:rPr>
             <m:sty m:val="p"/>
           </m:rPr>
           <m:t>cos</m:t>
         </m:r>
-        <m:d>
-          <m:dPr>
-            <m:begChr m:val="("/>
-            <m:sepChr m:val=""/>
-            <m:endChr m:val=")"/>
-            <m:grow/>
-          </m:dPr>
-          <m:e>
-            <m:r>
-              <m:t>2</m:t>
-            </m:r>
-            <m:r>
-              <m:t>x</m:t>
-            </m:r>
-          </m:e>
-        </m:d>
+        <m:r>
+          <m:rPr>
+            <m:sty m:val="p"/>
+          </m:rPr>
+          <m:t>(</m:t>
+        </m:r>
+        <m:r>
+          <m:t>2</m:t>
+        </m:r>
+        <m:r>
+          <m:t>x</m:t>
+        </m:r>
+        <m:r>
+          <m:rPr>
+            <m:sty m:val="p"/>
+          </m:rPr>
+          <m:t>)</m:t>
+        </m:r>
         <m:r>
           <m:rPr>
             <m:sty m:val="p"/>
@@ -744,22 +760,24 @@
                   </m:rPr>
                   <m:t>sin</m:t>
                 </m:r>
-                <m:d>
-                  <m:dPr>
-                    <m:begChr m:val="("/>
-                    <m:sepChr m:val=""/>
-                    <m:endChr m:val=")"/>
-                    <m:grow/>
-                  </m:dPr>
-                  <m:e>
-                    <m:r>
-                      <m:t>3</m:t>
-                    </m:r>
-                    <m:r>
-                      <m:t>x</m:t>
-                    </m:r>
-                  </m:e>
-                </m:d>
+                <m:r>
+                  <m:rPr>
+                    <m:sty m:val="p"/>
+                  </m:rPr>
+                  <m:t>(</m:t>
+                </m:r>
+                <m:r>
+                  <m:t>3</m:t>
+                </m:r>
+                <m:r>
+                  <m:t>x</m:t>
+                </m:r>
+                <m:r>
+                  <m:rPr>
+                    <m:sty m:val="p"/>
+                  </m:rPr>
+                  <m:t>)</m:t>
+                </m:r>
               </m:sup>
             </m:sSup>
           </m:e>
@@ -779,22 +797,24 @@
           </m:rPr>
           <m:t>cos</m:t>
         </m:r>
-        <m:d>
-          <m:dPr>
-            <m:begChr m:val="("/>
-            <m:sepChr m:val=""/>
-            <m:endChr m:val=")"/>
-            <m:grow/>
-          </m:dPr>
-          <m:e>
-            <m:r>
-              <m:t>3</m:t>
-            </m:r>
-            <m:r>
-              <m:t>x</m:t>
-            </m:r>
-          </m:e>
-        </m:d>
+        <m:r>
+          <m:rPr>
+            <m:sty m:val="p"/>
+          </m:rPr>
+          <m:t>(</m:t>
+        </m:r>
+        <m:r>
+          <m:t>3</m:t>
+        </m:r>
+        <m:r>
+          <m:t>x</m:t>
+        </m:r>
+        <m:r>
+          <m:rPr>
+            <m:sty m:val="p"/>
+          </m:rPr>
+          <m:t>)</m:t>
+        </m:r>
         <m:sSup>
           <m:e>
             <m:r>
@@ -808,22 +828,24 @@
               </m:rPr>
               <m:t>sin</m:t>
             </m:r>
-            <m:d>
-              <m:dPr>
-                <m:begChr m:val="("/>
-                <m:sepChr m:val=""/>
-                <m:endChr m:val=")"/>
-                <m:grow/>
-              </m:dPr>
-              <m:e>
-                <m:r>
-                  <m:t>3</m:t>
-                </m:r>
-                <m:r>
-                  <m:t>x</m:t>
-                </m:r>
-              </m:e>
-            </m:d>
+            <m:r>
+              <m:rPr>
+                <m:sty m:val="p"/>
+              </m:rPr>
+              <m:t>(</m:t>
+            </m:r>
+            <m:r>
+              <m:t>3</m:t>
+            </m:r>
+            <m:r>
+              <m:t>x</m:t>
+            </m:r>
+            <m:r>
+              <m:rPr>
+                <m:sty m:val="p"/>
+              </m:rPr>
+              <m:t>)</m:t>
+            </m:r>
           </m:sup>
         </m:sSup>
         <m:r>
@@ -858,71 +880,75 @@
           </m:rPr>
           <m:t>ln</m:t>
         </m:r>
-        <m:d>
-          <m:dPr>
-            <m:begChr m:val="("/>
-            <m:sepChr m:val=""/>
-            <m:endChr m:val=")"/>
-            <m:grow/>
-          </m:dPr>
+        <m:r>
+          <m:rPr>
+            <m:sty m:val="p"/>
+          </m:rPr>
+          <m:t>(</m:t>
+        </m:r>
+        <m:r>
+          <m:rPr>
+            <m:sty m:val="p"/>
+          </m:rPr>
+          <m:t>(</m:t>
+        </m:r>
+        <m:r>
+          <m:t>2</m:t>
+        </m:r>
+        <m:r>
+          <m:rPr>
+            <m:sty m:val="p"/>
+          </m:rPr>
+          <m:t>+</m:t>
+        </m:r>
+        <m:r>
+          <m:t>4</m:t>
+        </m:r>
+        <m:sSup>
           <m:e>
-            <m:sSup>
-              <m:e>
-                <m:d>
-                  <m:dPr>
-                    <m:begChr m:val="("/>
-                    <m:sepChr m:val=""/>
-                    <m:endChr m:val=")"/>
-                    <m:grow/>
-                  </m:dPr>
-                  <m:e>
-                    <m:r>
-                      <m:t>2</m:t>
-                    </m:r>
-                    <m:r>
-                      <m:rPr>
-                        <m:sty m:val="p"/>
-                      </m:rPr>
-                      <m:t>+</m:t>
-                    </m:r>
-                    <m:r>
-                      <m:t>4</m:t>
-                    </m:r>
-                    <m:sSup>
-                      <m:e>
-                        <m:r>
-                          <m:t>x</m:t>
-                        </m:r>
-                      </m:e>
-                      <m:sup>
-                        <m:r>
-                          <m:rPr>
-                            <m:sty m:val="p"/>
-                          </m:rPr>
-                          <m:t>−</m:t>
-                        </m:r>
-                        <m:r>
-                          <m:t>2</m:t>
-                        </m:r>
-                      </m:sup>
-                    </m:sSup>
-                  </m:e>
-                </m:d>
-              </m:e>
-              <m:sup>
-                <m:r>
-                  <m:rPr>
-                    <m:sty m:val="p"/>
-                  </m:rPr>
-                  <m:t>−</m:t>
-                </m:r>
-                <m:r>
-                  <m:t>1</m:t>
-                </m:r>
-              </m:sup>
-            </m:sSup>
+            <m:r>
+              <m:t>x</m:t>
+            </m:r>
           </m:e>
-        </m:d>
+          <m:sup>
+            <m:r>
+              <m:rPr>
+                <m:sty m:val="p"/>
+              </m:rPr>
+              <m:t>−</m:t>
+            </m:r>
+            <m:r>
+              <m:t>2</m:t>
+            </m:r>
+          </m:sup>
+        </m:sSup>
+        <m:sSup>
+          <m:e>
+            <m:r>
+              <m:rPr>
+                <m:sty m:val="p"/>
+              </m:rPr>
+              <m:t>)</m:t>
+            </m:r>
+          </m:e>
+          <m:sup>
+            <m:r>
+              <m:rPr>
+                <m:sty m:val="p"/>
+              </m:rPr>
+              <m:t>−</m:t>
+            </m:r>
+            <m:r>
+              <m:t>1</m:t>
+            </m:r>
+          </m:sup>
+        </m:sSup>
+        <m:r>
+          <m:rPr>
+            <m:sty m:val="p"/>
+          </m:rPr>
+          <m:t>)</m:t>
+        </m:r>
         <m:r>
           <m:rPr>
             <m:sty m:val="p"/>
@@ -941,46 +967,48 @@
           </m:rPr>
           <m:t>ln</m:t>
         </m:r>
-        <m:d>
-          <m:dPr>
-            <m:begChr m:val="("/>
-            <m:sepChr m:val=""/>
-            <m:endChr m:val=")"/>
-            <m:grow/>
-          </m:dPr>
+        <m:r>
+          <m:rPr>
+            <m:sty m:val="p"/>
+          </m:rPr>
+          <m:t>(</m:t>
+        </m:r>
+        <m:r>
+          <m:t>2</m:t>
+        </m:r>
+        <m:r>
+          <m:rPr>
+            <m:sty m:val="p"/>
+          </m:rPr>
+          <m:t>+</m:t>
+        </m:r>
+        <m:r>
+          <m:t>4</m:t>
+        </m:r>
+        <m:sSup>
           <m:e>
             <m:r>
+              <m:t>x</m:t>
+            </m:r>
+          </m:e>
+          <m:sup>
+            <m:r>
+              <m:rPr>
+                <m:sty m:val="p"/>
+              </m:rPr>
+              <m:t>−</m:t>
+            </m:r>
+            <m:r>
               <m:t>2</m:t>
             </m:r>
-            <m:r>
-              <m:rPr>
-                <m:sty m:val="p"/>
-              </m:rPr>
-              <m:t>+</m:t>
-            </m:r>
-            <m:r>
-              <m:t>4</m:t>
-            </m:r>
-            <m:sSup>
-              <m:e>
-                <m:r>
-                  <m:t>x</m:t>
-                </m:r>
-              </m:e>
-              <m:sup>
-                <m:r>
-                  <m:rPr>
-                    <m:sty m:val="p"/>
-                  </m:rPr>
-                  <m:t>−</m:t>
-                </m:r>
-                <m:r>
-                  <m:t>2</m:t>
-                </m:r>
-              </m:sup>
-            </m:sSup>
-          </m:e>
-        </m:d>
+          </m:sup>
+        </m:sSup>
+        <m:r>
+          <m:rPr>
+            <m:sty m:val="p"/>
+          </m:rPr>
+          <m:t>)</m:t>
+        </m:r>
       </m:oMath>
       <w:r>
         <w:t xml:space="preserve">. Then</w:t>
@@ -1680,30 +1708,32 @@
               </m:radPr>
               <m:deg/>
               <m:e>
+                <m:r>
+                  <m:rPr>
+                    <m:sty m:val="p"/>
+                  </m:rPr>
+                  <m:t>(</m:t>
+                </m:r>
+                <m:r>
+                  <m:t>x</m:t>
+                </m:r>
+                <m:r>
+                  <m:rPr>
+                    <m:sty m:val="p"/>
+                  </m:rPr>
+                  <m:t>+</m:t>
+                </m:r>
+                <m:r>
+                  <m:t>3</m:t>
+                </m:r>
                 <m:sSup>
                   <m:e>
-                    <m:d>
-                      <m:dPr>
-                        <m:begChr m:val="("/>
-                        <m:sepChr m:val=""/>
-                        <m:endChr m:val=")"/>
-                        <m:grow/>
-                      </m:dPr>
-                      <m:e>
-                        <m:r>
-                          <m:t>x</m:t>
-                        </m:r>
-                        <m:r>
-                          <m:rPr>
-                            <m:sty m:val="p"/>
-                          </m:rPr>
-                          <m:t>+</m:t>
-                        </m:r>
-                        <m:r>
-                          <m:t>3</m:t>
-                        </m:r>
-                      </m:e>
-                    </m:d>
+                    <m:r>
+                      <m:rPr>
+                        <m:sty m:val="p"/>
+                      </m:rPr>
+                      <m:t>)</m:t>
+                    </m:r>
                   </m:e>
                   <m:sup>
                     <m:r>
@@ -1811,37 +1841,39 @@
               </m:rPr>
               <m:t>ln</m:t>
             </m:r>
-            <m:d>
-              <m:dPr>
-                <m:begChr m:val="("/>
-                <m:sepChr m:val=""/>
-                <m:endChr m:val=")"/>
-                <m:grow/>
-              </m:dPr>
+            <m:r>
+              <m:rPr>
+                <m:sty m:val="p"/>
+              </m:rPr>
+              <m:t>(</m:t>
+            </m:r>
+            <m:sSup>
               <m:e>
-                <m:sSup>
-                  <m:e>
-                    <m:r>
-                      <m:t>x</m:t>
-                    </m:r>
-                  </m:e>
-                  <m:sup>
-                    <m:r>
-                      <m:t>2</m:t>
-                    </m:r>
-                  </m:sup>
-                </m:sSup>
-                <m:r>
-                  <m:rPr>
-                    <m:sty m:val="p"/>
-                  </m:rPr>
-                  <m:t>+</m:t>
-                </m:r>
-                <m:r>
-                  <m:t>1</m:t>
+                <m:r>
+                  <m:t>x</m:t>
                 </m:r>
               </m:e>
-            </m:d>
+              <m:sup>
+                <m:r>
+                  <m:t>2</m:t>
+                </m:r>
+              </m:sup>
+            </m:sSup>
+            <m:r>
+              <m:rPr>
+                <m:sty m:val="p"/>
+              </m:rPr>
+              <m:t>+</m:t>
+            </m:r>
+            <m:r>
+              <m:t>1</m:t>
+            </m:r>
+            <m:r>
+              <m:rPr>
+                <m:sty m:val="p"/>
+              </m:rPr>
+              <m:t>)</m:t>
+            </m:r>
           </m:e>
         </m:d>
         <m:r>
@@ -1947,35 +1979,39 @@
               </m:rPr>
               <m:t>ln</m:t>
             </m:r>
-            <m:d>
-              <m:dPr>
-                <m:begChr m:val="("/>
-                <m:sepChr m:val=""/>
-                <m:endChr m:val=")"/>
-                <m:grow/>
-              </m:dPr>
-              <m:e>
-                <m:r>
-                  <m:rPr>
-                    <m:sty m:val="p"/>
-                  </m:rPr>
-                  <m:t>cos</m:t>
-                </m:r>
-                <m:d>
-                  <m:dPr>
-                    <m:begChr m:val="("/>
-                    <m:sepChr m:val=""/>
-                    <m:endChr m:val=")"/>
-                    <m:grow/>
-                  </m:dPr>
-                  <m:e>
-                    <m:r>
-                      <m:t>x</m:t>
-                    </m:r>
-                  </m:e>
-                </m:d>
-              </m:e>
-            </m:d>
+            <m:r>
+              <m:rPr>
+                <m:sty m:val="p"/>
+              </m:rPr>
+              <m:t>(</m:t>
+            </m:r>
+            <m:r>
+              <m:rPr>
+                <m:sty m:val="p"/>
+              </m:rPr>
+              <m:t>cos</m:t>
+            </m:r>
+            <m:r>
+              <m:rPr>
+                <m:sty m:val="p"/>
+              </m:rPr>
+              <m:t>(</m:t>
+            </m:r>
+            <m:r>
+              <m:t>x</m:t>
+            </m:r>
+            <m:r>
+              <m:rPr>
+                <m:sty m:val="p"/>
+              </m:rPr>
+              <m:t>)</m:t>
+            </m:r>
+            <m:r>
+              <m:rPr>
+                <m:sty m:val="p"/>
+              </m:rPr>
+              <m:t>)</m:t>
+            </m:r>
           </m:e>
         </m:d>
         <m:r>
@@ -1996,19 +2032,21 @@
           </m:rPr>
           <m:t>tan</m:t>
         </m:r>
-        <m:d>
-          <m:dPr>
-            <m:begChr m:val="("/>
-            <m:sepChr m:val=""/>
-            <m:endChr m:val=")"/>
-            <m:grow/>
-          </m:dPr>
-          <m:e>
-            <m:r>
-              <m:t>x</m:t>
-            </m:r>
-          </m:e>
-        </m:d>
+        <m:r>
+          <m:rPr>
+            <m:sty m:val="p"/>
+          </m:rPr>
+          <m:t>(</m:t>
+        </m:r>
+        <m:r>
+          <m:t>x</m:t>
+        </m:r>
+        <m:r>
+          <m:rPr>
+            <m:sty m:val="p"/>
+          </m:rPr>
+          <m:t>)</m:t>
+        </m:r>
       </m:oMath>
       <w:r>
         <w:t xml:space="preserve">.</w:t>
@@ -2085,19 +2123,21 @@
                 </m:r>
               </m:sup>
             </m:sSup>
-            <m:d>
-              <m:dPr>
-                <m:begChr m:val="("/>
-                <m:sepChr m:val=""/>
-                <m:endChr m:val=")"/>
-                <m:grow/>
-              </m:dPr>
-              <m:e>
-                <m:r>
-                  <m:t>x</m:t>
-                </m:r>
-              </m:e>
-            </m:d>
+            <m:r>
+              <m:rPr>
+                <m:sty m:val="p"/>
+              </m:rPr>
+              <m:t>(</m:t>
+            </m:r>
+            <m:r>
+              <m:t>x</m:t>
+            </m:r>
+            <m:r>
+              <m:rPr>
+                <m:sty m:val="p"/>
+              </m:rPr>
+              <m:t>)</m:t>
+            </m:r>
           </m:e>
         </m:d>
         <m:r>
@@ -2121,38 +2161,42 @@
           </m:rPr>
           <m:t>cos</m:t>
         </m:r>
-        <m:d>
-          <m:dPr>
-            <m:begChr m:val="("/>
-            <m:sepChr m:val=""/>
-            <m:endChr m:val=")"/>
-            <m:grow/>
-          </m:dPr>
-          <m:e>
-            <m:r>
-              <m:t>x</m:t>
-            </m:r>
-          </m:e>
-        </m:d>
+        <m:r>
+          <m:rPr>
+            <m:sty m:val="p"/>
+          </m:rPr>
+          <m:t>(</m:t>
+        </m:r>
+        <m:r>
+          <m:t>x</m:t>
+        </m:r>
+        <m:r>
+          <m:rPr>
+            <m:sty m:val="p"/>
+          </m:rPr>
+          <m:t>)</m:t>
+        </m:r>
         <m:r>
           <m:rPr>
             <m:sty m:val="p"/>
           </m:rPr>
           <m:t>sin</m:t>
         </m:r>
-        <m:d>
-          <m:dPr>
-            <m:begChr m:val="("/>
-            <m:sepChr m:val=""/>
-            <m:endChr m:val=")"/>
-            <m:grow/>
-          </m:dPr>
-          <m:e>
-            <m:r>
-              <m:t>x</m:t>
-            </m:r>
-          </m:e>
-        </m:d>
+        <m:r>
+          <m:rPr>
+            <m:sty m:val="p"/>
+          </m:rPr>
+          <m:t>(</m:t>
+        </m:r>
+        <m:r>
+          <m:t>x</m:t>
+        </m:r>
+        <m:r>
+          <m:rPr>
+            <m:sty m:val="p"/>
+          </m:rPr>
+          <m:t>)</m:t>
+        </m:r>
         <m:r>
           <m:rPr>
             <m:sty m:val="p"/>
@@ -2174,22 +2218,24 @@
           </m:rPr>
           <m:t>sin</m:t>
         </m:r>
-        <m:d>
-          <m:dPr>
-            <m:begChr m:val="("/>
-            <m:sepChr m:val=""/>
-            <m:endChr m:val=")"/>
-            <m:grow/>
-          </m:dPr>
-          <m:e>
-            <m:r>
-              <m:t>2</m:t>
-            </m:r>
-            <m:r>
-              <m:t>x</m:t>
-            </m:r>
-          </m:e>
-        </m:d>
+        <m:r>
+          <m:rPr>
+            <m:sty m:val="p"/>
+          </m:rPr>
+          <m:t>(</m:t>
+        </m:r>
+        <m:r>
+          <m:t>2</m:t>
+        </m:r>
+        <m:r>
+          <m:t>x</m:t>
+        </m:r>
+        <m:r>
+          <m:rPr>
+            <m:sty m:val="p"/>
+          </m:rPr>
+          <m:t>)</m:t>
+        </m:r>
         <m:r>
           <m:rPr>
             <m:sty m:val="p"/>
@@ -2254,72 +2300,74 @@
             <m:r>
               <m:t>2</m:t>
             </m:r>
+            <m:r>
+              <m:rPr>
+                <m:sty m:val="p"/>
+              </m:rPr>
+              <m:t>(</m:t>
+            </m:r>
             <m:sSup>
               <m:e>
-                <m:d>
-                  <m:dPr>
-                    <m:begChr m:val="("/>
-                    <m:sepChr m:val=""/>
-                    <m:endChr m:val=")"/>
-                    <m:grow/>
-                  </m:dPr>
-                  <m:e>
-                    <m:sSup>
-                      <m:e>
-                        <m:r>
-                          <m:t>x</m:t>
-                        </m:r>
-                      </m:e>
-                      <m:sup>
-                        <m:r>
-                          <m:t>3</m:t>
-                        </m:r>
-                      </m:sup>
-                    </m:sSup>
-                    <m:r>
-                      <m:rPr>
-                        <m:sty m:val="p"/>
-                      </m:rPr>
-                      <m:t>+</m:t>
-                    </m:r>
-                    <m:r>
-                      <m:t>5</m:t>
-                    </m:r>
-                    <m:sSup>
-                      <m:e>
-                        <m:r>
-                          <m:t>x</m:t>
-                        </m:r>
-                      </m:e>
-                      <m:sup>
-                        <m:r>
-                          <m:t>2</m:t>
-                        </m:r>
-                      </m:sup>
-                    </m:sSup>
-                    <m:r>
-                      <m:rPr>
-                        <m:sty m:val="p"/>
-                      </m:rPr>
-                      <m:t>+</m:t>
-                    </m:r>
-                    <m:r>
-                      <m:t>13</m:t>
-                    </m:r>
-                    <m:r>
-                      <m:t>x</m:t>
-                    </m:r>
-                    <m:r>
-                      <m:rPr>
-                        <m:sty m:val="p"/>
-                      </m:rPr>
-                      <m:t>−</m:t>
-                    </m:r>
-                    <m:r>
-                      <m:t>1</m:t>
-                    </m:r>
-                  </m:e>
-                </m:d>
+                <m:r>
+                  <m:t>x</m:t>
+                </m:r>
+              </m:e>
+              <m:sup>
+                <m:r>
+                  <m:t>3</m:t>
+                </m:r>
+              </m:sup>
+            </m:sSup>
+            <m:r>
+              <m:rPr>
+                <m:sty m:val="p"/>
+              </m:rPr>
+              <m:t>+</m:t>
+            </m:r>
+            <m:r>
+              <m:t>5</m:t>
+            </m:r>
+            <m:sSup>
+              <m:e>
+                <m:r>
+                  <m:t>x</m:t>
+                </m:r>
+              </m:e>
+              <m:sup>
+                <m:r>
+                  <m:t>2</m:t>
+                </m:r>
+              </m:sup>
+            </m:sSup>
+            <m:r>
+              <m:rPr>
+                <m:sty m:val="p"/>
+              </m:rPr>
+              <m:t>+</m:t>
+            </m:r>
+            <m:r>
+              <m:t>13</m:t>
+            </m:r>
+            <m:r>
+              <m:t>x</m:t>
+            </m:r>
+            <m:r>
+              <m:rPr>
+                <m:sty m:val="p"/>
+              </m:rPr>
+              <m:t>−</m:t>
+            </m:r>
+            <m:r>
+              <m:t>1</m:t>
+            </m:r>
+            <m:sSup>
+              <m:e>
+                <m:r>
+                  <m:rPr>
+                    <m:sty m:val="p"/>
+                  </m:rPr>
+                  <m:t>)</m:t>
+                </m:r>
               </m:e>
               <m:sup>
                 <m:r>
@@ -2338,118 +2386,122 @@
         <m:r>
           <m:t>6</m:t>
         </m:r>
-        <m:d>
-          <m:dPr>
-            <m:begChr m:val="("/>
-            <m:sepChr m:val=""/>
-            <m:endChr m:val=")"/>
-            <m:grow/>
-          </m:dPr>
-          <m:e>
-            <m:r>
-              <m:t>3</m:t>
-            </m:r>
-            <m:sSup>
-              <m:e>
-                <m:r>
-                  <m:t>x</m:t>
-                </m:r>
-              </m:e>
-              <m:sup>
-                <m:r>
-                  <m:t>2</m:t>
-                </m:r>
-              </m:sup>
-            </m:sSup>
-            <m:r>
-              <m:rPr>
-                <m:sty m:val="p"/>
-              </m:rPr>
-              <m:t>+</m:t>
-            </m:r>
-            <m:r>
-              <m:t>10</m:t>
-            </m:r>
-            <m:r>
-              <m:t>x</m:t>
-            </m:r>
-            <m:r>
-              <m:rPr>
-                <m:sty m:val="p"/>
-              </m:rPr>
-              <m:t>+</m:t>
-            </m:r>
-            <m:r>
-              <m:t>13</m:t>
-            </m:r>
-          </m:e>
-        </m:d>
+        <m:r>
+          <m:rPr>
+            <m:sty m:val="p"/>
+          </m:rPr>
+          <m:t>(</m:t>
+        </m:r>
+        <m:r>
+          <m:t>3</m:t>
+        </m:r>
         <m:sSup>
           <m:e>
-            <m:d>
-              <m:dPr>
-                <m:begChr m:val="("/>
-                <m:sepChr m:val=""/>
-                <m:endChr m:val=")"/>
-                <m:grow/>
-              </m:dPr>
-              <m:e>
-                <m:sSup>
-                  <m:e>
-                    <m:r>
-                      <m:t>x</m:t>
-                    </m:r>
-                  </m:e>
-                  <m:sup>
-                    <m:r>
-                      <m:t>3</m:t>
-                    </m:r>
-                  </m:sup>
-                </m:sSup>
-                <m:r>
-                  <m:rPr>
-                    <m:sty m:val="p"/>
-                  </m:rPr>
-                  <m:t>+</m:t>
-                </m:r>
-                <m:r>
-                  <m:t>5</m:t>
-                </m:r>
-                <m:sSup>
-                  <m:e>
-                    <m:r>
-                      <m:t>x</m:t>
-                    </m:r>
-                  </m:e>
-                  <m:sup>
-                    <m:r>
-                      <m:t>2</m:t>
-                    </m:r>
-                  </m:sup>
-                </m:sSup>
-                <m:r>
-                  <m:rPr>
-                    <m:sty m:val="p"/>
-                  </m:rPr>
-                  <m:t>+</m:t>
-                </m:r>
-                <m:r>
-                  <m:t>13</m:t>
-                </m:r>
-                <m:r>
-                  <m:t>x</m:t>
-                </m:r>
-                <m:r>
-                  <m:rPr>
-                    <m:sty m:val="p"/>
-                  </m:rPr>
-                  <m:t>−</m:t>
-                </m:r>
-                <m:r>
-                  <m:t>1</m:t>
-                </m:r>
-              </m:e>
-            </m:d>
+            <m:r>
+              <m:t>x</m:t>
+            </m:r>
+          </m:e>
+          <m:sup>
+            <m:r>
+              <m:t>2</m:t>
+            </m:r>
+          </m:sup>
+        </m:sSup>
+        <m:r>
+          <m:rPr>
+            <m:sty m:val="p"/>
+          </m:rPr>
+          <m:t>+</m:t>
+        </m:r>
+        <m:r>
+          <m:t>10</m:t>
+        </m:r>
+        <m:r>
+          <m:t>x</m:t>
+        </m:r>
+        <m:r>
+          <m:rPr>
+            <m:sty m:val="p"/>
+          </m:rPr>
+          <m:t>+</m:t>
+        </m:r>
+        <m:r>
+          <m:t>13</m:t>
+        </m:r>
+        <m:r>
+          <m:rPr>
+            <m:sty m:val="p"/>
+          </m:rPr>
+          <m:t>)</m:t>
+        </m:r>
+        <m:r>
+          <m:rPr>
+            <m:sty m:val="p"/>
+          </m:rPr>
+          <m:t>(</m:t>
+        </m:r>
+        <m:sSup>
+          <m:e>
+            <m:r>
+              <m:t>x</m:t>
+            </m:r>
+          </m:e>
+          <m:sup>
+            <m:r>
+              <m:t>3</m:t>
+            </m:r>
+          </m:sup>
+        </m:sSup>
+        <m:r>
+          <m:rPr>
+            <m:sty m:val="p"/>
+          </m:rPr>
+          <m:t>+</m:t>
+        </m:r>
+        <m:r>
+          <m:t>5</m:t>
+        </m:r>
+        <m:sSup>
+          <m:e>
+            <m:r>
+              <m:t>x</m:t>
+            </m:r>
+          </m:e>
+          <m:sup>
+            <m:r>
+              <m:t>2</m:t>
+            </m:r>
+          </m:sup>
+        </m:sSup>
+        <m:r>
+          <m:rPr>
+            <m:sty m:val="p"/>
+          </m:rPr>
+          <m:t>+</m:t>
+        </m:r>
+        <m:r>
+          <m:t>13</m:t>
+        </m:r>
+        <m:r>
+          <m:t>x</m:t>
+        </m:r>
+        <m:r>
+          <m:rPr>
+            <m:sty m:val="p"/>
+          </m:rPr>
+          <m:t>−</m:t>
+        </m:r>
+        <m:r>
+          <m:t>1</m:t>
+        </m:r>
+        <m:sSup>
+          <m:e>
+            <m:r>
+              <m:rPr>
+                <m:sty m:val="p"/>
+              </m:rPr>
+              <m:t>)</m:t>
+            </m:r>
           </m:e>
           <m:sup>
             <m:r>
@@ -2698,46 +2750,48 @@
               </m:rPr>
               <m:t>cos</m:t>
             </m:r>
-            <m:d>
-              <m:dPr>
-                <m:begChr m:val="("/>
-                <m:sepChr m:val=""/>
-                <m:endChr m:val=")"/>
-                <m:grow/>
-              </m:dPr>
+            <m:r>
+              <m:rPr>
+                <m:sty m:val="p"/>
+              </m:rPr>
+              <m:t>(</m:t>
+            </m:r>
+            <m:r>
+              <m:t>5</m:t>
+            </m:r>
+            <m:sSup>
               <m:e>
                 <m:r>
-                  <m:t>5</m:t>
-                </m:r>
-                <m:sSup>
-                  <m:e>
-                    <m:r>
-                      <m:t>x</m:t>
-                    </m:r>
-                  </m:e>
-                  <m:sup>
-                    <m:r>
-                      <m:rPr>
-                        <m:sty m:val="p"/>
-                      </m:rPr>
-                      <m:t>−</m:t>
-                    </m:r>
-                    <m:r>
-                      <m:t>1</m:t>
-                    </m:r>
-                    <m:r>
-                      <m:rPr>
-                        <m:sty m:val="p"/>
-                      </m:rPr>
-                      <m:t>/</m:t>
-                    </m:r>
-                    <m:r>
-                      <m:t>2</m:t>
-                    </m:r>
-                  </m:sup>
-                </m:sSup>
+                  <m:t>x</m:t>
+                </m:r>
               </m:e>
-            </m:d>
+              <m:sup>
+                <m:r>
+                  <m:rPr>
+                    <m:sty m:val="p"/>
+                  </m:rPr>
+                  <m:t>−</m:t>
+                </m:r>
+                <m:r>
+                  <m:t>1</m:t>
+                </m:r>
+                <m:r>
+                  <m:rPr>
+                    <m:sty m:val="p"/>
+                  </m:rPr>
+                  <m:t>/</m:t>
+                </m:r>
+                <m:r>
+                  <m:t>2</m:t>
+                </m:r>
+              </m:sup>
+            </m:sSup>
+            <m:r>
+              <m:rPr>
+                <m:sty m:val="p"/>
+              </m:rPr>
+              <m:t>)</m:t>
+            </m:r>
           </m:e>
         </m:d>
         <m:r>
@@ -2794,46 +2848,48 @@
           </m:rPr>
           <m:t>sin</m:t>
         </m:r>
-        <m:d>
-          <m:dPr>
-            <m:begChr m:val="("/>
-            <m:sepChr m:val=""/>
-            <m:endChr m:val=")"/>
-            <m:grow/>
-          </m:dPr>
+        <m:r>
+          <m:rPr>
+            <m:sty m:val="p"/>
+          </m:rPr>
+          <m:t>(</m:t>
+        </m:r>
+        <m:r>
+          <m:t>5</m:t>
+        </m:r>
+        <m:sSup>
           <m:e>
             <m:r>
-              <m:t>5</m:t>
-            </m:r>
-            <m:sSup>
-              <m:e>
-                <m:r>
-                  <m:t>x</m:t>
-                </m:r>
-              </m:e>
-              <m:sup>
-                <m:r>
-                  <m:rPr>
-                    <m:sty m:val="p"/>
-                  </m:rPr>
-                  <m:t>−</m:t>
-                </m:r>
-                <m:r>
-                  <m:t>1</m:t>
-                </m:r>
-                <m:r>
-                  <m:rPr>
-                    <m:sty m:val="p"/>
-                  </m:rPr>
-                  <m:t>/</m:t>
-                </m:r>
-                <m:r>
-                  <m:t>2</m:t>
-                </m:r>
-              </m:sup>
-            </m:sSup>
+              <m:t>x</m:t>
+            </m:r>
           </m:e>
-        </m:d>
+          <m:sup>
+            <m:r>
+              <m:rPr>
+                <m:sty m:val="p"/>
+              </m:rPr>
+              <m:t>−</m:t>
+            </m:r>
+            <m:r>
+              <m:t>1</m:t>
+            </m:r>
+            <m:r>
+              <m:rPr>
+                <m:sty m:val="p"/>
+              </m:rPr>
+              <m:t>/</m:t>
+            </m:r>
+            <m:r>
+              <m:t>2</m:t>
+            </m:r>
+          </m:sup>
+        </m:sSup>
+        <m:r>
+          <m:rPr>
+            <m:sty m:val="p"/>
+          </m:rPr>
+          <m:t>)</m:t>
+        </m:r>
         <m:r>
           <m:rPr>
             <m:sty m:val="p"/>
@@ -2962,45 +3018,47 @@
               </m:rPr>
               <m:t>cos</m:t>
             </m:r>
-            <m:d>
-              <m:dPr>
-                <m:begChr m:val="("/>
-                <m:sepChr m:val=""/>
-                <m:endChr m:val=")"/>
-                <m:grow/>
-              </m:dPr>
+            <m:r>
+              <m:rPr>
+                <m:sty m:val="p"/>
+              </m:rPr>
+              <m:t>(</m:t>
+            </m:r>
+            <m:rad>
+              <m:radPr>
+                <m:degHide m:val="on"/>
+              </m:radPr>
+              <m:deg/>
               <m:e>
-                <m:rad>
-                  <m:radPr>
-                    <m:degHide m:val="on"/>
-                  </m:radPr>
-                  <m:deg/>
+                <m:sSup>
                   <m:e>
-                    <m:sSup>
-                      <m:e>
-                        <m:r>
-                          <m:t>x</m:t>
-                        </m:r>
-                      </m:e>
-                      <m:sup>
-                        <m:r>
-                          <m:t>2</m:t>
-                        </m:r>
-                      </m:sup>
-                    </m:sSup>
                     <m:r>
-                      <m:rPr>
-                        <m:sty m:val="p"/>
-                      </m:rPr>
-                      <m:t>+</m:t>
-                    </m:r>
-                    <m:r>
-                      <m:t>1</m:t>
+                      <m:t>x</m:t>
                     </m:r>
                   </m:e>
-                </m:rad>
+                  <m:sup>
+                    <m:r>
+                      <m:t>2</m:t>
+                    </m:r>
+                  </m:sup>
+                </m:sSup>
+                <m:r>
+                  <m:rPr>
+                    <m:sty m:val="p"/>
+                  </m:rPr>
+                  <m:t>+</m:t>
+                </m:r>
+                <m:r>
+                  <m:t>1</m:t>
+                </m:r>
               </m:e>
-            </m:d>
+            </m:rad>
+            <m:r>
+              <m:rPr>
+                <m:sty m:val="p"/>
+              </m:rPr>
+              <m:t>)</m:t>
+            </m:r>
           </m:num>
           <m:den>
             <m:rad>
@@ -3095,28 +3153,30 @@
               </m:rPr>
               <m:t>sin</m:t>
             </m:r>
-            <m:d>
-              <m:dPr>
-                <m:begChr m:val="("/>
-                <m:sepChr m:val=""/>
-                <m:endChr m:val=")"/>
-                <m:grow/>
-              </m:dPr>
+            <m:r>
+              <m:rPr>
+                <m:sty m:val="p"/>
+              </m:rPr>
+              <m:t>(</m:t>
+            </m:r>
+            <m:sSup>
               <m:e>
-                <m:sSup>
-                  <m:e>
-                    <m:r>
-                      <m:t>e</m:t>
-                    </m:r>
-                  </m:e>
-                  <m:sup>
-                    <m:r>
-                      <m:t>x</m:t>
-                    </m:r>
-                  </m:sup>
-                </m:sSup>
+                <m:r>
+                  <m:t>e</m:t>
+                </m:r>
               </m:e>
-            </m:d>
+              <m:sup>
+                <m:r>
+                  <m:t>x</m:t>
+                </m:r>
+              </m:sup>
+            </m:sSup>
+            <m:r>
+              <m:rPr>
+                <m:sty m:val="p"/>
+              </m:rPr>
+              <m:t>)</m:t>
+            </m:r>
           </m:e>
         </m:d>
         <m:r>
@@ -3143,28 +3203,30 @@
           </m:rPr>
           <m:t>cos</m:t>
         </m:r>
-        <m:d>
-          <m:dPr>
-            <m:begChr m:val="("/>
-            <m:sepChr m:val=""/>
-            <m:endChr m:val=")"/>
-            <m:grow/>
-          </m:dPr>
+        <m:r>
+          <m:rPr>
+            <m:sty m:val="p"/>
+          </m:rPr>
+          <m:t>(</m:t>
+        </m:r>
+        <m:sSup>
           <m:e>
-            <m:sSup>
-              <m:e>
-                <m:r>
-                  <m:t>e</m:t>
-                </m:r>
-              </m:e>
-              <m:sup>
-                <m:r>
-                  <m:t>x</m:t>
-                </m:r>
-              </m:sup>
-            </m:sSup>
+            <m:r>
+              <m:t>e</m:t>
+            </m:r>
           </m:e>
-        </m:d>
+          <m:sup>
+            <m:r>
+              <m:t>x</m:t>
+            </m:r>
+          </m:sup>
+        </m:sSup>
+        <m:r>
+          <m:rPr>
+            <m:sty m:val="p"/>
+          </m:rPr>
+          <m:t>)</m:t>
+        </m:r>
         <m:r>
           <m:rPr>
             <m:sty m:val="p"/>
@@ -3232,92 +3294,12 @@
               </m:rPr>
               <m:t>cos</m:t>
             </m:r>
-            <m:d>
-              <m:dPr>
-                <m:begChr m:val="("/>
-                <m:sepChr m:val=""/>
-                <m:endChr m:val=")"/>
-                <m:grow/>
-              </m:dPr>
-              <m:e>
-                <m:sSup>
-                  <m:e>
-                    <m:r>
-                      <m:t>e</m:t>
-                    </m:r>
-                  </m:e>
-                  <m:sup>
-                    <m:r>
-                      <m:rPr>
-                        <m:sty m:val="p"/>
-                      </m:rPr>
-                      <m:t>−</m:t>
-                    </m:r>
-                    <m:r>
-                      <m:t>2</m:t>
-                    </m:r>
-                    <m:r>
-                      <m:t>x</m:t>
-                    </m:r>
-                  </m:sup>
-                </m:sSup>
-                <m:r>
-                  <m:rPr>
-                    <m:sty m:val="p"/>
-                  </m:rPr>
-                  <m:t>+</m:t>
-                </m:r>
-                <m:r>
-                  <m:t>5</m:t>
-                </m:r>
-              </m:e>
-            </m:d>
-          </m:e>
-        </m:d>
-        <m:r>
-          <m:rPr>
-            <m:sty m:val="p"/>
-          </m:rPr>
-          <m:t>=</m:t>
-        </m:r>
-        <m:r>
-          <m:t>2</m:t>
-        </m:r>
-        <m:sSup>
-          <m:e>
-            <m:r>
-              <m:t>e</m:t>
-            </m:r>
-          </m:e>
-          <m:sup>
-            <m:r>
-              <m:rPr>
-                <m:sty m:val="p"/>
-              </m:rPr>
-              <m:t>−</m:t>
-            </m:r>
-            <m:r>
-              <m:t>2</m:t>
-            </m:r>
-            <m:r>
-              <m:t>x</m:t>
-            </m:r>
-          </m:sup>
-        </m:sSup>
-        <m:r>
-          <m:rPr>
-            <m:sty m:val="p"/>
-          </m:rPr>
-          <m:t>sin</m:t>
-        </m:r>
-        <m:d>
-          <m:dPr>
-            <m:begChr m:val="("/>
-            <m:sepChr m:val=""/>
-            <m:endChr m:val=")"/>
-            <m:grow/>
-          </m:dPr>
-          <m:e>
+            <m:r>
+              <m:rPr>
+                <m:sty m:val="p"/>
+              </m:rPr>
+              <m:t>(</m:t>
+            </m:r>
             <m:sSup>
               <m:e>
                 <m:r>
@@ -3348,8 +3330,92 @@
             <m:r>
               <m:t>5</m:t>
             </m:r>
+            <m:r>
+              <m:rPr>
+                <m:sty m:val="p"/>
+              </m:rPr>
+              <m:t>)</m:t>
+            </m:r>
           </m:e>
         </m:d>
+        <m:r>
+          <m:rPr>
+            <m:sty m:val="p"/>
+          </m:rPr>
+          <m:t>=</m:t>
+        </m:r>
+        <m:r>
+          <m:t>2</m:t>
+        </m:r>
+        <m:sSup>
+          <m:e>
+            <m:r>
+              <m:t>e</m:t>
+            </m:r>
+          </m:e>
+          <m:sup>
+            <m:r>
+              <m:rPr>
+                <m:sty m:val="p"/>
+              </m:rPr>
+              <m:t>−</m:t>
+            </m:r>
+            <m:r>
+              <m:t>2</m:t>
+            </m:r>
+            <m:r>
+              <m:t>x</m:t>
+            </m:r>
+          </m:sup>
+        </m:sSup>
+        <m:r>
+          <m:rPr>
+            <m:sty m:val="p"/>
+          </m:rPr>
+          <m:t>sin</m:t>
+        </m:r>
+        <m:r>
+          <m:rPr>
+            <m:sty m:val="p"/>
+          </m:rPr>
+          <m:t>(</m:t>
+        </m:r>
+        <m:sSup>
+          <m:e>
+            <m:r>
+              <m:t>e</m:t>
+            </m:r>
+          </m:e>
+          <m:sup>
+            <m:r>
+              <m:rPr>
+                <m:sty m:val="p"/>
+              </m:rPr>
+              <m:t>−</m:t>
+            </m:r>
+            <m:r>
+              <m:t>2</m:t>
+            </m:r>
+            <m:r>
+              <m:t>x</m:t>
+            </m:r>
+          </m:sup>
+        </m:sSup>
+        <m:r>
+          <m:rPr>
+            <m:sty m:val="p"/>
+          </m:rPr>
+          <m:t>+</m:t>
+        </m:r>
+        <m:r>
+          <m:t>5</m:t>
+        </m:r>
+        <m:r>
+          <m:rPr>
+            <m:sty m:val="p"/>
+          </m:rPr>
+          <m:t>)</m:t>
+        </m:r>
         <m:r>
           <m:rPr>
             <m:sty m:val="p"/>
@@ -3417,56 +3483,60 @@
               </m:rPr>
               <m:t>ln</m:t>
             </m:r>
-            <m:d>
-              <m:dPr>
-                <m:begChr m:val="("/>
-                <m:sepChr m:val=""/>
-                <m:endChr m:val=")"/>
-                <m:grow/>
-              </m:dPr>
+            <m:r>
+              <m:rPr>
+                <m:sty m:val="p"/>
+              </m:rPr>
+              <m:t>(</m:t>
+            </m:r>
+            <m:r>
+              <m:t>3</m:t>
+            </m:r>
+            <m:sSup>
               <m:e>
                 <m:r>
+                  <m:t>x</m:t>
+                </m:r>
+              </m:e>
+              <m:sup>
+                <m:r>
                   <m:t>3</m:t>
                 </m:r>
-                <m:sSup>
-                  <m:e>
-                    <m:r>
-                      <m:t>x</m:t>
-                    </m:r>
-                  </m:e>
-                  <m:sup>
-                    <m:r>
-                      <m:t>3</m:t>
-                    </m:r>
-                  </m:sup>
-                </m:sSup>
-                <m:r>
-                  <m:rPr>
-                    <m:sty m:val="p"/>
-                  </m:rPr>
-                  <m:t>+</m:t>
-                </m:r>
-                <m:r>
-                  <m:rPr>
-                    <m:sty m:val="p"/>
-                  </m:rPr>
-                  <m:t>sin</m:t>
-                </m:r>
-                <m:d>
-                  <m:dPr>
-                    <m:begChr m:val="("/>
-                    <m:sepChr m:val=""/>
-                    <m:endChr m:val=")"/>
-                    <m:grow/>
-                  </m:dPr>
-                  <m:e>
-                    <m:r>
-                      <m:t>x</m:t>
-                    </m:r>
-                  </m:e>
-                </m:d>
-              </m:e>
-            </m:d>
+              </m:sup>
+            </m:sSup>
+            <m:r>
+              <m:rPr>
+                <m:sty m:val="p"/>
+              </m:rPr>
+              <m:t>+</m:t>
+            </m:r>
+            <m:r>
+              <m:rPr>
+                <m:sty m:val="p"/>
+              </m:rPr>
+              <m:t>sin</m:t>
+            </m:r>
+            <m:r>
+              <m:rPr>
+                <m:sty m:val="p"/>
+              </m:rPr>
+              <m:t>(</m:t>
+            </m:r>
+            <m:r>
+              <m:t>x</m:t>
+            </m:r>
+            <m:r>
+              <m:rPr>
+                <m:sty m:val="p"/>
+              </m:rPr>
+              <m:t>)</m:t>
+            </m:r>
+            <m:r>
+              <m:rPr>
+                <m:sty m:val="p"/>
+              </m:rPr>
+              <m:t>)</m:t>
+            </m:r>
           </m:e>
         </m:d>
         <m:r>
@@ -3507,19 +3577,21 @@
               </m:rPr>
               <m:t>cos</m:t>
             </m:r>
-            <m:d>
-              <m:dPr>
-                <m:begChr m:val="("/>
-                <m:sepChr m:val=""/>
-                <m:endChr m:val=")"/>
-                <m:grow/>
-              </m:dPr>
-              <m:e>
-                <m:r>
-                  <m:t>x</m:t>
-                </m:r>
-              </m:e>
-            </m:d>
+            <m:r>
+              <m:rPr>
+                <m:sty m:val="p"/>
+              </m:rPr>
+              <m:t>(</m:t>
+            </m:r>
+            <m:r>
+              <m:t>x</m:t>
+            </m:r>
+            <m:r>
+              <m:rPr>
+                <m:sty m:val="p"/>
+              </m:rPr>
+              <m:t>)</m:t>
+            </m:r>
           </m:num>
           <m:den>
             <m:r>
@@ -3549,19 +3621,21 @@
               </m:rPr>
               <m:t>sin</m:t>
             </m:r>
-            <m:d>
-              <m:dPr>
-                <m:begChr m:val="("/>
-                <m:sepChr m:val=""/>
-                <m:endChr m:val=")"/>
-                <m:grow/>
-              </m:dPr>
-              <m:e>
-                <m:r>
-                  <m:t>x</m:t>
-                </m:r>
-              </m:e>
-            </m:d>
+            <m:r>
+              <m:rPr>
+                <m:sty m:val="p"/>
+              </m:rPr>
+              <m:t>(</m:t>
+            </m:r>
+            <m:r>
+              <m:t>x</m:t>
+            </m:r>
+            <m:r>
+              <m:rPr>
+                <m:sty m:val="p"/>
+              </m:rPr>
+              <m:t>)</m:t>
+            </m:r>
           </m:den>
         </m:f>
         <m:r>
@@ -3586,7 +3660,7 @@
         </w:pict>
       </w:r>
     </w:p>
-    <w:bookmarkStart w:id="22" w:name="version-history-and-licensing"/>
+    <w:bookmarkStart w:id="11" w:name="version-history-and-licensing"/>
     <w:p>
       <w:pPr>
         <w:pStyle w:val="Heading2"/>
@@ -3607,7 +3681,7 @@
       <w:pPr>
         <w:pStyle w:val="BodyText"/>
       </w:pPr>
-      <w:hyperlink r:id="rId21">
+      <w:hyperlink r:id="rId10">
         <w:r>
           <w:rPr>
             <w:rStyle w:val="Hyperlink"/>
@@ -3616,7 +3690,7 @@
         </w:r>
       </w:hyperlink>
     </w:p>
-    <w:bookmarkEnd w:id="22"/>
+    <w:bookmarkEnd w:id="11"/>
     <w:sectPr>
       <w:pgSz w:h="15840" w:w="12240"/>
       <w:pgMar w:bottom="1440" w:footer="720" w:gutter="0" w:header="720" w:left="1440" w:right="1440" w:top="1440"/>
